--- a/docs/제출용/종합설계/디자인개요서_2팀.docx
+++ b/docs/제출용/종합설계/디자인개요서_2팀.docx
@@ -21,14 +21,14 @@
       </w:pPr>
       <w:r>
         <w:pict w14:anchorId="313CB067">
-          <v:line id="_x0000_s2053" style="position:absolute;left:0;text-align:left;z-index:2;mso-position-vertical-relative:page" from="180pt,117.2pt" to="423pt,117.2pt" strokecolor="#ddd">
+          <v:line id="_x0000_s2053" style="position:absolute;left:0;text-align:left;z-index:251658240;mso-position-vertical-relative:page" from="180pt,117.2pt" to="423pt,117.2pt" strokecolor="#ddd">
             <w10:wrap anchory="page"/>
           </v:line>
         </w:pict>
       </w:r>
       <w:r>
         <w:pict w14:anchorId="004837B0">
-          <v:rect id="_x0000_s2051" style="position:absolute;left:0;text-align:left;margin-left:396pt;margin-top:117.2pt;width:27pt;height:639pt;z-index:1;mso-position-vertical-relative:page" fillcolor="#ddd" stroked="f">
+          <v:rect id="_x0000_s2051" style="position:absolute;left:0;text-align:left;margin-left:396pt;margin-top:117.2pt;width:27pt;height:639pt;z-index:251657216;mso-position-vertical-relative:page" fillcolor="#ddd" stroked="f">
             <w10:wrap anchory="page"/>
           </v:rect>
         </w:pict>
@@ -116,175 +116,12 @@
                 <w:sz w:val="24"/>
               </w:rPr>
             </w:pPr>
-            <w:proofErr w:type="spellStart"/>
             <w:r>
               <w:rPr>
                 <w:rFonts w:ascii="맑은 고딕" w:eastAsia="맑은 고딕" w:hAnsi="맑은 고딕" w:hint="eastAsia"/>
                 <w:sz w:val="24"/>
               </w:rPr>
-              <w:t>SafeCrowd</w:t>
-            </w:r>
-            <w:proofErr w:type="spellEnd"/>
-            <w:r>
-              <w:rPr>
-                <w:rFonts w:ascii="맑은 고딕" w:eastAsia="맑은 고딕" w:hAnsi="맑은 고딕" w:hint="eastAsia"/>
-                <w:sz w:val="24"/>
-              </w:rPr>
-              <w:t xml:space="preserve">: </w:t>
-            </w:r>
-            <w:r>
-              <w:rPr>
-                <w:rFonts w:hint="eastAsia"/>
-                <w:sz w:val="24"/>
-              </w:rPr>
-              <w:t xml:space="preserve">ECS </w:t>
-            </w:r>
-            <w:r>
-              <w:rPr>
-                <w:rFonts w:hint="eastAsia"/>
-                <w:sz w:val="24"/>
-              </w:rPr>
-              <w:t>게임</w:t>
-            </w:r>
-            <w:r>
-              <w:rPr>
-                <w:rFonts w:hint="eastAsia"/>
-                <w:sz w:val="24"/>
-              </w:rPr>
-              <w:t xml:space="preserve"> </w:t>
-            </w:r>
-            <w:r>
-              <w:rPr>
-                <w:rFonts w:hint="eastAsia"/>
-                <w:sz w:val="24"/>
-              </w:rPr>
-              <w:t>엔진</w:t>
-            </w:r>
-            <w:r>
-              <w:rPr>
-                <w:rFonts w:hint="eastAsia"/>
-                <w:sz w:val="24"/>
-              </w:rPr>
-              <w:t xml:space="preserve"> </w:t>
-            </w:r>
-            <w:r>
-              <w:rPr>
-                <w:rFonts w:hint="eastAsia"/>
-                <w:sz w:val="24"/>
-              </w:rPr>
-              <w:t>기반</w:t>
-            </w:r>
-            <w:r>
-              <w:rPr>
-                <w:rFonts w:hint="eastAsia"/>
-                <w:sz w:val="24"/>
-              </w:rPr>
-              <w:t xml:space="preserve"> </w:t>
-            </w:r>
-            <w:r>
-              <w:rPr>
-                <w:rFonts w:hint="eastAsia"/>
-                <w:sz w:val="24"/>
-              </w:rPr>
-              <w:t>군중</w:t>
-            </w:r>
-            <w:r>
-              <w:rPr>
-                <w:rFonts w:hint="eastAsia"/>
-                <w:sz w:val="24"/>
-              </w:rPr>
-              <w:t xml:space="preserve"> </w:t>
-            </w:r>
-            <w:r>
-              <w:rPr>
-                <w:rFonts w:hint="eastAsia"/>
-                <w:sz w:val="24"/>
-              </w:rPr>
-              <w:t>행동</w:t>
-            </w:r>
-            <w:r>
-              <w:rPr>
-                <w:rFonts w:hint="eastAsia"/>
-                <w:sz w:val="24"/>
-              </w:rPr>
-              <w:t xml:space="preserve"> </w:t>
-            </w:r>
-            <w:r>
-              <w:rPr>
-                <w:rFonts w:hint="eastAsia"/>
-                <w:sz w:val="24"/>
-              </w:rPr>
-              <w:t>시뮬레이션</w:t>
-            </w:r>
-            <w:r>
-              <w:rPr>
-                <w:rFonts w:hint="eastAsia"/>
-                <w:sz w:val="24"/>
-              </w:rPr>
-              <w:t xml:space="preserve"> </w:t>
-            </w:r>
-            <w:r>
-              <w:rPr>
-                <w:rFonts w:hint="eastAsia"/>
-                <w:sz w:val="24"/>
-              </w:rPr>
-              <w:t>및</w:t>
-            </w:r>
-            <w:r>
-              <w:rPr>
-                <w:rFonts w:hint="eastAsia"/>
-                <w:sz w:val="24"/>
-              </w:rPr>
-              <w:t xml:space="preserve"> </w:t>
-            </w:r>
-            <w:r>
-              <w:rPr>
-                <w:rFonts w:hint="eastAsia"/>
-                <w:sz w:val="24"/>
-              </w:rPr>
-              <w:t>의사</w:t>
-            </w:r>
-            <w:r>
-              <w:rPr>
-                <w:rFonts w:hint="eastAsia"/>
-                <w:sz w:val="24"/>
-              </w:rPr>
-              <w:t xml:space="preserve"> </w:t>
-            </w:r>
-            <w:r>
-              <w:rPr>
-                <w:rFonts w:hint="eastAsia"/>
-                <w:sz w:val="24"/>
-              </w:rPr>
-              <w:t>결정</w:t>
-            </w:r>
-            <w:r>
-              <w:rPr>
-                <w:rFonts w:hint="eastAsia"/>
-                <w:sz w:val="24"/>
-              </w:rPr>
-              <w:t xml:space="preserve"> </w:t>
-            </w:r>
-            <w:r>
-              <w:rPr>
-                <w:rFonts w:hint="eastAsia"/>
-                <w:sz w:val="24"/>
-              </w:rPr>
-              <w:t>지원</w:t>
-            </w:r>
-            <w:r>
-              <w:rPr>
-                <w:rFonts w:hint="eastAsia"/>
-                <w:sz w:val="24"/>
-              </w:rPr>
-              <w:t xml:space="preserve"> </w:t>
-            </w:r>
-            <w:r>
-              <w:rPr>
-                <w:rFonts w:hint="eastAsia"/>
-                <w:sz w:val="24"/>
-              </w:rPr>
-              <w:t>시스템</w:t>
+              <w:t>SafeCrowd: 군중 안전 시뮬레이터</w:t>
             </w:r>
           </w:p>
         </w:tc>
@@ -391,22 +228,14 @@
         <w:rPr>
           <w:rFonts w:ascii="맑은 고딕" w:eastAsia="맑은 고딕" w:hAnsi="맑은 고딕" w:hint="eastAsia"/>
         </w:rPr>
-        <w:t xml:space="preserve"> </w:t>
-      </w:r>
-      <w:proofErr w:type="spellStart"/>
-      <w:r>
-        <w:rPr>
-          <w:rFonts w:ascii="맑은 고딕" w:eastAsia="맑은 고딕" w:hAnsi="맑은 고딕" w:hint="eastAsia"/>
-        </w:rPr>
-        <w:t>금소현</w:t>
-      </w:r>
-      <w:proofErr w:type="spellEnd"/>
+        <w:t xml:space="preserve"> 금소현</w:t>
+      </w:r>
     </w:p>
     <w:p>
       <w:pPr>
         <w:ind w:firstLineChars="1984" w:firstLine="3968"/>
         <w:rPr>
-          <w:rFonts w:ascii="맑은 고딕" w:eastAsia="맑은 고딕" w:hAnsi="맑은 고딕" w:hint="eastAsia"/>
+          <w:rFonts w:ascii="맑은 고딕" w:eastAsia="맑은 고딕" w:hAnsi="맑은 고딕"/>
         </w:rPr>
       </w:pPr>
       <w:r>
@@ -622,7 +451,7 @@
           <w:p>
             <w:pPr>
               <w:rPr>
-                <w:rFonts w:ascii="맑은 고딕" w:eastAsia="맑은 고딕" w:hAnsi="맑은 고딕" w:hint="eastAsia"/>
+                <w:rFonts w:ascii="맑은 고딕" w:eastAsia="맑은 고딕" w:hAnsi="맑은 고딕"/>
               </w:rPr>
             </w:pPr>
             <w:r>
@@ -735,7 +564,7 @@
           <w:p>
             <w:pPr>
               <w:rPr>
-                <w:rFonts w:ascii="맑은 고딕" w:eastAsia="맑은 고딕" w:hAnsi="맑은 고딕" w:hint="eastAsia"/>
+                <w:rFonts w:ascii="맑은 고딕" w:eastAsia="맑은 고딕" w:hAnsi="맑은 고딕"/>
                 <w:spacing w:val="-20"/>
               </w:rPr>
             </w:pPr>
@@ -755,7 +584,7 @@
           <w:p>
             <w:pPr>
               <w:rPr>
-                <w:rFonts w:ascii="맑은 고딕" w:eastAsia="맑은 고딕" w:hAnsi="맑은 고딕" w:hint="eastAsia"/>
+                <w:rFonts w:ascii="맑은 고딕" w:eastAsia="맑은 고딕" w:hAnsi="맑은 고딕"/>
                 <w:spacing w:val="-20"/>
               </w:rPr>
             </w:pPr>
@@ -779,7 +608,6 @@
                 <w:spacing w:val="-20"/>
               </w:rPr>
             </w:pPr>
-            <w:proofErr w:type="spellStart"/>
             <w:r>
               <w:rPr>
                 <w:rFonts w:ascii="맑은 고딕" w:eastAsia="맑은 고딕" w:hAnsi="맑은 고딕" w:hint="eastAsia"/>
@@ -787,7 +615,6 @@
               </w:rPr>
               <w:t>금소현</w:t>
             </w:r>
-            <w:proofErr w:type="spellEnd"/>
           </w:p>
         </w:tc>
       </w:tr>
@@ -820,7 +647,7 @@
           <w:p>
             <w:pPr>
               <w:rPr>
-                <w:rFonts w:ascii="맑은 고딕" w:eastAsia="맑은 고딕" w:hAnsi="맑은 고딕" w:hint="eastAsia"/>
+                <w:rFonts w:ascii="맑은 고딕" w:eastAsia="맑은 고딕" w:hAnsi="맑은 고딕"/>
                 <w:spacing w:val="-20"/>
               </w:rPr>
             </w:pPr>
@@ -860,7 +687,7 @@
           <w:p>
             <w:pPr>
               <w:rPr>
-                <w:rFonts w:ascii="맑은 고딕" w:eastAsia="맑은 고딕" w:hAnsi="맑은 고딕" w:hint="eastAsia"/>
+                <w:rFonts w:ascii="맑은 고딕" w:eastAsia="맑은 고딕" w:hAnsi="맑은 고딕"/>
                 <w:spacing w:val="-20"/>
               </w:rPr>
             </w:pPr>
@@ -974,49 +801,11 @@
           <w:rFonts w:ascii="맑은 고딕" w:eastAsia="맑은 고딕" w:hAnsi="맑은 고딕"/>
         </w:rPr>
       </w:pPr>
-      <w:proofErr w:type="spellStart"/>
       <w:r>
         <w:rPr>
           <w:rFonts w:ascii="맑은 고딕" w:eastAsia="맑은 고딕" w:hAnsi="맑은 고딕" w:hint="eastAsia"/>
         </w:rPr>
-        <w:t>Safe</w:t>
-      </w:r>
-      <w:r>
-        <w:rPr>
-          <w:rFonts w:ascii="맑은 고딕" w:eastAsia="맑은 고딕" w:hAnsi="맑은 고딕" w:hint="eastAsia"/>
-        </w:rPr>
-        <w:t>Crowd</w:t>
-      </w:r>
-      <w:proofErr w:type="spellEnd"/>
-      <w:r>
-        <w:rPr>
-          <w:rFonts w:ascii="맑은 고딕" w:eastAsia="맑은 고딕" w:hAnsi="맑은 고딕" w:hint="eastAsia"/>
-        </w:rPr>
-        <w:t xml:space="preserve">: ECS </w:t>
-      </w:r>
-      <w:r>
-        <w:rPr>
-          <w:rFonts w:ascii="맑은 고딕" w:eastAsia="맑은 고딕" w:hAnsi="맑은 고딕" w:hint="eastAsia"/>
-        </w:rPr>
-        <w:t xml:space="preserve">게임 엔진 </w:t>
-      </w:r>
-      <w:r>
-        <w:rPr>
-          <w:rFonts w:ascii="맑은 고딕" w:eastAsia="맑은 고딕" w:hAnsi="맑은 고딕" w:hint="eastAsia"/>
-        </w:rPr>
-        <w:t xml:space="preserve">기반 군중 </w:t>
-      </w:r>
-      <w:r>
-        <w:rPr>
-          <w:rFonts w:ascii="맑은 고딕" w:eastAsia="맑은 고딕" w:hAnsi="맑은 고딕" w:hint="eastAsia"/>
-        </w:rPr>
-        <w:t xml:space="preserve">행동 </w:t>
-      </w:r>
-      <w:r>
-        <w:rPr>
-          <w:rFonts w:ascii="맑은 고딕" w:eastAsia="맑은 고딕" w:hAnsi="맑은 고딕" w:hint="eastAsia"/>
-        </w:rPr>
-        <w:t>시뮬레이션 및 의사결정 지원 시스템</w:t>
+        <w:t>SafeCrowd: 군중 안전 시뮬레이터</w:t>
       </w:r>
     </w:p>
     <w:p>
@@ -1060,6 +849,15 @@
           <w:ilvl w:val="0"/>
           <w:numId w:val="38"/>
         </w:numPr>
+        <w:rPr>
+          <w:rFonts w:ascii="맑은 고딕" w:eastAsia="맑은 고딕" w:hAnsi="맑은 고딕" w:cs="굴림"/>
+          <w:bCs/>
+          <w:color w:val="000000"/>
+          <w:kern w:val="0"/>
+          <w:szCs w:val="20"/>
+        </w:rPr>
+      </w:pPr>
+      <w:r>
         <w:rPr>
           <w:rFonts w:ascii="맑은 고딕" w:eastAsia="맑은 고딕" w:hAnsi="맑은 고딕" w:cs="굴림" w:hint="eastAsia"/>
           <w:bCs/>
@@ -1067,6 +865,18 @@
           <w:kern w:val="0"/>
           <w:szCs w:val="20"/>
         </w:rPr>
+        <w:t>주요 대상: 건물 관리자, 시설/행사장 운영자, 안전관리자, 건축·공간 설계자, 재난 대응 담당자</w:t>
+      </w:r>
+    </w:p>
+    <w:p>
+      <w:pPr>
+        <w:numPr>
+          <w:ilvl w:val="0"/>
+          <w:numId w:val="38"/>
+        </w:numPr>
+        <w:rPr>
+          <w:rFonts w:ascii="맑은 고딕" w:eastAsia="맑은 고딕" w:hAnsi="맑은 고딕"/>
+        </w:rPr>
       </w:pPr>
       <w:r>
         <w:rPr>
@@ -1076,30 +886,67 @@
           <w:kern w:val="0"/>
           <w:szCs w:val="20"/>
         </w:rPr>
-        <w:t xml:space="preserve">주요 대상: 건물 관리자, 시설/행사장 운영자, 안전관리자, </w:t>
-      </w:r>
-      <w:proofErr w:type="spellStart"/>
-      <w:r>
-        <w:rPr>
-          <w:rFonts w:ascii="맑은 고딕" w:eastAsia="맑은 고딕" w:hAnsi="맑은 고딕" w:cs="굴림" w:hint="eastAsia"/>
-          <w:bCs/>
-          <w:color w:val="000000"/>
-          <w:kern w:val="0"/>
-          <w:szCs w:val="20"/>
-        </w:rPr>
-        <w:t>건축·공간</w:t>
-      </w:r>
-      <w:proofErr w:type="spellEnd"/>
-      <w:r>
-        <w:rPr>
-          <w:rFonts w:ascii="맑은 고딕" w:eastAsia="맑은 고딕" w:hAnsi="맑은 고딕" w:cs="굴림" w:hint="eastAsia"/>
-          <w:bCs/>
-          <w:color w:val="000000"/>
-          <w:kern w:val="0"/>
-          <w:szCs w:val="20"/>
-        </w:rPr>
-        <w:t xml:space="preserve"> 설계자, 재난 대응 담당자</w:t>
-      </w:r>
+        <w:t>최종 수혜자: 실제 공간을 이용하는 방문객 및 일반 시민</w:t>
+      </w:r>
+    </w:p>
+    <w:p>
+      <w:pPr>
+        <w:pStyle w:val="10"/>
+        <w:spacing w:before="540" w:after="360"/>
+      </w:pPr>
+      <w:bookmarkStart w:id="2" w:name="_Toc129092295"/>
+      <w:r>
+        <w:rPr>
+          <w:rFonts w:hint="eastAsia"/>
+        </w:rPr>
+        <w:t>이해당사자의</w:t>
+      </w:r>
+      <w:r>
+        <w:t xml:space="preserve"> </w:t>
+      </w:r>
+      <w:r>
+        <w:rPr>
+          <w:rFonts w:hint="eastAsia"/>
+        </w:rPr>
+        <w:t>고충</w:t>
+      </w:r>
+      <w:r>
+        <w:rPr>
+          <w:rFonts w:hint="eastAsia"/>
+        </w:rPr>
+        <w:t>(</w:t>
+      </w:r>
+      <w:r>
+        <w:t xml:space="preserve">pain point) </w:t>
+      </w:r>
+      <w:r>
+        <w:rPr>
+          <w:rFonts w:hint="eastAsia"/>
+        </w:rPr>
+        <w:t>또는</w:t>
+      </w:r>
+      <w:r>
+        <w:rPr>
+          <w:rFonts w:hint="eastAsia"/>
+        </w:rPr>
+        <w:t xml:space="preserve"> </w:t>
+      </w:r>
+      <w:r>
+        <w:rPr>
+          <w:rFonts w:hint="eastAsia"/>
+        </w:rPr>
+        <w:t>니즈</w:t>
+      </w:r>
+      <w:r>
+        <w:rPr>
+          <w:rFonts w:hint="eastAsia"/>
+        </w:rPr>
+        <w:t>(</w:t>
+      </w:r>
+      <w:r>
+        <w:t>needs)</w:t>
+      </w:r>
+      <w:bookmarkEnd w:id="2"/>
     </w:p>
     <w:p>
       <w:pPr>
@@ -1113,76 +960,85 @@
       </w:pPr>
       <w:r>
         <w:rPr>
-          <w:rFonts w:ascii="맑은 고딕" w:eastAsia="맑은 고딕" w:hAnsi="맑은 고딕" w:cs="굴림" w:hint="eastAsia"/>
-          <w:bCs/>
-          <w:color w:val="000000"/>
-          <w:kern w:val="0"/>
-          <w:szCs w:val="20"/>
-        </w:rPr>
-        <w:t>최종 수혜자: 실제 공간을 이용하는 방문객 및 일반 시민</w:t>
+          <w:rFonts w:ascii="맑은 고딕" w:eastAsia="맑은 고딕" w:hAnsi="맑은 고딕" w:hint="eastAsia"/>
+        </w:rPr>
+        <w:t>주요 고충</w:t>
       </w:r>
     </w:p>
     <w:p>
       <w:pPr>
-        <w:pStyle w:val="10"/>
-        <w:spacing w:before="540" w:after="360"/>
-        <w:rPr>
-          <w:rFonts w:hint="eastAsia"/>
-        </w:rPr>
-      </w:pPr>
-      <w:bookmarkStart w:id="2" w:name="_Toc129092295"/>
-      <w:r>
-        <w:rPr>
-          <w:rFonts w:hint="eastAsia"/>
-        </w:rPr>
-        <w:t>이해당사자의</w:t>
-      </w:r>
-      <w:r>
-        <w:t xml:space="preserve"> </w:t>
-      </w:r>
-      <w:r>
-        <w:rPr>
-          <w:rFonts w:hint="eastAsia"/>
-        </w:rPr>
-        <w:t>고충</w:t>
-      </w:r>
-      <w:r>
-        <w:rPr>
-          <w:rFonts w:hint="eastAsia"/>
-        </w:rPr>
-        <w:t>(</w:t>
-      </w:r>
-      <w:r>
-        <w:t xml:space="preserve">pain point) </w:t>
-      </w:r>
-      <w:r>
-        <w:rPr>
-          <w:rFonts w:hint="eastAsia"/>
-        </w:rPr>
-        <w:t>또는</w:t>
-      </w:r>
-      <w:r>
-        <w:rPr>
-          <w:rFonts w:hint="eastAsia"/>
-        </w:rPr>
-        <w:t xml:space="preserve"> </w:t>
-      </w:r>
-      <w:r>
-        <w:rPr>
-          <w:rFonts w:hint="eastAsia"/>
-        </w:rPr>
-        <w:t>니즈</w:t>
-      </w:r>
-      <w:r>
-        <w:rPr>
-          <w:rFonts w:hint="eastAsia"/>
-        </w:rPr>
-        <w:t>(</w:t>
-      </w:r>
-      <w:r>
-        <w:t>needs)</w:t>
-      </w:r>
-      <w:bookmarkEnd w:id="2"/>
+        <w:numPr>
+          <w:ilvl w:val="1"/>
+          <w:numId w:val="38"/>
+        </w:numPr>
+        <w:rPr>
+          <w:rFonts w:ascii="맑은 고딕" w:eastAsia="맑은 고딕" w:hAnsi="맑은 고딕"/>
+        </w:rPr>
+      </w:pPr>
+      <w:r>
+        <w:rPr>
+          <w:rFonts w:ascii="맑은 고딕" w:eastAsia="맑은 고딕" w:hAnsi="맑은 고딕" w:hint="eastAsia"/>
+        </w:rPr>
+        <w:t>대규모 인원 이동 시 발생하는 병목·혼잡 구간의 사전 예측 불가</w:t>
+      </w:r>
+    </w:p>
+    <w:p>
+      <w:pPr>
+        <w:numPr>
+          <w:ilvl w:val="1"/>
+          <w:numId w:val="38"/>
+        </w:numPr>
+        <w:rPr>
+          <w:rFonts w:ascii="맑은 고딕" w:eastAsia="맑은 고딕" w:hAnsi="맑은 고딕"/>
+        </w:rPr>
+      </w:pPr>
+      <w:r>
+        <w:rPr>
+          <w:rFonts w:ascii="맑은 고딕" w:eastAsia="맑은 고딕" w:hAnsi="맑은 고딕" w:hint="eastAsia"/>
+        </w:rPr>
+        <w:t>높은 시간과 비용이 소모되어 반복하기 어려운 실제 대피 훈련의 한계</w:t>
+      </w:r>
+    </w:p>
+    <w:p>
+      <w:pPr>
+        <w:numPr>
+          <w:ilvl w:val="1"/>
+          <w:numId w:val="38"/>
+        </w:numPr>
+        <w:rPr>
+          <w:rFonts w:ascii="맑은 고딕" w:eastAsia="맑은 고딕" w:hAnsi="맑은 고딕"/>
+        </w:rPr>
+      </w:pPr>
+      <w:r>
+        <w:rPr>
+          <w:rFonts w:ascii="맑은 고딕" w:eastAsia="맑은 고딕" w:hAnsi="맑은 고딕" w:hint="eastAsia"/>
+        </w:rPr>
+        <w:t>공간 구조 변경 시 안전성에 미치는 영향을 즉각적으로 검토하기 어려움</w:t>
+      </w:r>
+    </w:p>
+    <w:p>
+      <w:pPr>
+        <w:numPr>
+          <w:ilvl w:val="1"/>
+          <w:numId w:val="38"/>
+        </w:numPr>
+        <w:rPr>
+          <w:rFonts w:ascii="맑은 고딕" w:eastAsia="맑은 고딕" w:hAnsi="맑은 고딕"/>
+        </w:rPr>
+      </w:pPr>
+      <w:r>
+        <w:rPr>
+          <w:rFonts w:ascii="맑은 고딕" w:eastAsia="맑은 고딕" w:hAnsi="맑은 고딕" w:hint="eastAsia"/>
+        </w:rPr>
+        <w:t>객관적 데이터가 아닌 경험과 직관에 의존하는 의사결정</w:t>
+      </w:r>
+    </w:p>
+    <w:p>
+      <w:pPr>
+        <w:rPr>
+          <w:rFonts w:ascii="맑은 고딕" w:eastAsia="맑은 고딕" w:hAnsi="맑은 고딕"/>
+        </w:rPr>
+      </w:pPr>
     </w:p>
     <w:p>
       <w:pPr>
@@ -1191,14 +1047,14 @@
           <w:numId w:val="38"/>
         </w:numPr>
         <w:rPr>
+          <w:rFonts w:ascii="맑은 고딕" w:eastAsia="맑은 고딕" w:hAnsi="맑은 고딕"/>
+        </w:rPr>
+      </w:pPr>
+      <w:r>
+        <w:rPr>
           <w:rFonts w:ascii="맑은 고딕" w:eastAsia="맑은 고딕" w:hAnsi="맑은 고딕" w:hint="eastAsia"/>
         </w:rPr>
-      </w:pPr>
-      <w:r>
-        <w:rPr>
-          <w:rFonts w:ascii="맑은 고딕" w:eastAsia="맑은 고딕" w:hAnsi="맑은 고딕" w:hint="eastAsia"/>
-        </w:rPr>
-        <w:t>주요 고충</w:t>
+        <w:t>핵심 니즈</w:t>
       </w:r>
     </w:p>
     <w:p>
@@ -1215,21 +1071,7 @@
         <w:rPr>
           <w:rFonts w:ascii="맑은 고딕" w:eastAsia="맑은 고딕" w:hAnsi="맑은 고딕" w:hint="eastAsia"/>
         </w:rPr>
-        <w:t xml:space="preserve">대규모 인원 이동 시 발생하는 </w:t>
-      </w:r>
-      <w:proofErr w:type="spellStart"/>
-      <w:r>
-        <w:rPr>
-          <w:rFonts w:ascii="맑은 고딕" w:eastAsia="맑은 고딕" w:hAnsi="맑은 고딕" w:hint="eastAsia"/>
-        </w:rPr>
-        <w:t>병목·혼잡</w:t>
-      </w:r>
-      <w:proofErr w:type="spellEnd"/>
-      <w:r>
-        <w:rPr>
-          <w:rFonts w:ascii="맑은 고딕" w:eastAsia="맑은 고딕" w:hAnsi="맑은 고딕" w:hint="eastAsia"/>
-        </w:rPr>
-        <w:t xml:space="preserve"> 구간의 사전 예측 불가</w:t>
+        <w:t>다양한 대안 시나리오를 비교하여 안전하고 효율적인 동선 설계도출</w:t>
       </w:r>
     </w:p>
     <w:p>
@@ -1246,7 +1088,7 @@
         <w:rPr>
           <w:rFonts w:ascii="맑은 고딕" w:eastAsia="맑은 고딕" w:hAnsi="맑은 고딕" w:hint="eastAsia"/>
         </w:rPr>
-        <w:t>높은 시간과 비용이 소모되어 반복하기 어려운 실제 대피 훈련의 한계</w:t>
+        <w:t>실제 관리 중인 건물/행사장 도면을 쉽게 입력하고 불러올 수 있는 도구</w:t>
       </w:r>
     </w:p>
     <w:p>
@@ -1263,7 +1105,7 @@
         <w:rPr>
           <w:rFonts w:ascii="맑은 고딕" w:eastAsia="맑은 고딕" w:hAnsi="맑은 고딕" w:hint="eastAsia"/>
         </w:rPr>
-        <w:t>공간 구조 변경 시 안전성에 미치는 영향을 즉각적으로 검토하기 어려움</w:t>
+        <w:t>출구 폐쇄, 인원 증가 등 변수를 손쉽게 조작할 수 있는 직관적인 UI</w:t>
       </w:r>
     </w:p>
     <w:p>
@@ -1273,22 +1115,38 @@
           <w:numId w:val="38"/>
         </w:numPr>
         <w:rPr>
+          <w:rFonts w:ascii="맑은 고딕" w:eastAsia="맑은 고딕" w:hAnsi="맑은 고딕"/>
+        </w:rPr>
+      </w:pPr>
+      <w:r>
+        <w:rPr>
           <w:rFonts w:ascii="맑은 고딕" w:eastAsia="맑은 고딕" w:hAnsi="맑은 고딕" w:hint="eastAsia"/>
         </w:rPr>
-      </w:pPr>
-      <w:r>
-        <w:rPr>
-          <w:rFonts w:ascii="맑은 고딕" w:eastAsia="맑은 고딕" w:hAnsi="맑은 고딕" w:hint="eastAsia"/>
-        </w:rPr>
-        <w:t>객관적 데이터가 아닌 경험과 직관에 의존하는 의사결정</w:t>
+        <w:t>전문가 개입 없이도 시나리오 설정부터 결과 확인까지 가능한 높은 사용성</w:t>
       </w:r>
     </w:p>
     <w:p>
       <w:pPr>
-        <w:rPr>
-          <w:rFonts w:ascii="맑은 고딕" w:eastAsia="맑은 고딕" w:hAnsi="맑은 고딕"/>
-        </w:rPr>
-      </w:pPr>
+        <w:pStyle w:val="10"/>
+        <w:spacing w:before="540" w:after="360"/>
+      </w:pPr>
+      <w:bookmarkStart w:id="3" w:name="_Toc129092296"/>
+      <w:r>
+        <w:rPr>
+          <w:rFonts w:hint="eastAsia"/>
+        </w:rPr>
+        <w:t>이해당사자의</w:t>
+      </w:r>
+      <w:r>
+        <w:t xml:space="preserve"> </w:t>
+      </w:r>
+      <w:r>
+        <w:rPr>
+          <w:rFonts w:hint="eastAsia"/>
+        </w:rPr>
+        <w:t>이유</w:t>
+      </w:r>
+      <w:bookmarkEnd w:id="3"/>
     </w:p>
     <w:p>
       <w:pPr>
@@ -1304,7 +1162,182 @@
         <w:rPr>
           <w:rFonts w:ascii="맑은 고딕" w:eastAsia="맑은 고딕" w:hAnsi="맑은 고딕" w:hint="eastAsia"/>
         </w:rPr>
-        <w:t>핵심 니즈</w:t>
+        <w:t>안전 확보: 군중 밀집 사고 예방 및 비상시 신속·안정적인 대피 환경 구축</w:t>
+      </w:r>
+    </w:p>
+    <w:p>
+      <w:pPr>
+        <w:numPr>
+          <w:ilvl w:val="0"/>
+          <w:numId w:val="38"/>
+        </w:numPr>
+        <w:rPr>
+          <w:rFonts w:ascii="맑은 고딕" w:eastAsia="맑은 고딕" w:hAnsi="맑은 고딕"/>
+        </w:rPr>
+      </w:pPr>
+      <w:r>
+        <w:rPr>
+          <w:rFonts w:ascii="맑은 고딕" w:eastAsia="맑은 고딕" w:hAnsi="맑은 고딕" w:hint="eastAsia"/>
+        </w:rPr>
+        <w:t>데이터 기반 의사결정: 단순 이론이 아닌 실제 인간의 움직임을 반영한 근거 확보 (통로 폭 조정, 출구 추가, 인원 분산 등)</w:t>
+      </w:r>
+    </w:p>
+    <w:p>
+      <w:pPr>
+        <w:numPr>
+          <w:ilvl w:val="0"/>
+          <w:numId w:val="38"/>
+        </w:numPr>
+        <w:rPr>
+          <w:rFonts w:ascii="맑은 고딕" w:eastAsia="맑은 고딕" w:hAnsi="맑은 고딕"/>
+        </w:rPr>
+      </w:pPr>
+      <w:r>
+        <w:rPr>
+          <w:rFonts w:ascii="맑은 고딕" w:eastAsia="맑은 고딕" w:hAnsi="맑은 고딕" w:hint="eastAsia"/>
+        </w:rPr>
+        <w:t>맞춤형 검증: 각기 다른 공간 구조와 수용 인원에 맞춘 현장 맞춤형 시뮬레이션 결과 확인</w:t>
+      </w:r>
+    </w:p>
+    <w:p/>
+    <w:p>
+      <w:pPr>
+        <w:pStyle w:val="10"/>
+        <w:spacing w:before="540" w:after="360"/>
+      </w:pPr>
+      <w:bookmarkStart w:id="4" w:name="_Toc129092297"/>
+      <w:r>
+        <w:rPr>
+          <w:rFonts w:hint="eastAsia"/>
+        </w:rPr>
+        <w:t>프</w:t>
+      </w:r>
+      <w:r>
+        <w:rPr>
+          <w:rFonts w:hint="eastAsia"/>
+        </w:rPr>
+        <w:t>로젝트</w:t>
+      </w:r>
+      <w:r>
+        <w:rPr>
+          <w:rFonts w:hint="eastAsia"/>
+        </w:rPr>
+        <w:t xml:space="preserve"> </w:t>
+      </w:r>
+      <w:r>
+        <w:rPr>
+          <w:rFonts w:hint="eastAsia"/>
+        </w:rPr>
+        <w:t>수행자의</w:t>
+      </w:r>
+      <w:r>
+        <w:rPr>
+          <w:rFonts w:hint="eastAsia"/>
+        </w:rPr>
+        <w:t xml:space="preserve"> </w:t>
+      </w:r>
+      <w:r>
+        <w:rPr>
+          <w:rFonts w:hint="eastAsia"/>
+        </w:rPr>
+        <w:t>의도</w:t>
+      </w:r>
+      <w:bookmarkEnd w:id="4"/>
+    </w:p>
+    <w:p>
+      <w:pPr>
+        <w:numPr>
+          <w:ilvl w:val="0"/>
+          <w:numId w:val="38"/>
+        </w:numPr>
+        <w:rPr>
+          <w:rFonts w:ascii="맑은 고딕" w:eastAsia="맑은 고딕" w:hAnsi="맑은 고딕"/>
+        </w:rPr>
+      </w:pPr>
+      <w:r>
+        <w:rPr>
+          <w:rFonts w:ascii="맑은 고딕" w:eastAsia="맑은 고딕" w:hAnsi="맑은 고딕" w:hint="eastAsia"/>
+        </w:rPr>
+        <w:t>기술의 사회적 활용: 게임 엔진 기술을 활용하여 인명 보호라는 실제적이고 공공성 높은 사회 문제 해결에 기여</w:t>
+      </w:r>
+    </w:p>
+    <w:p>
+      <w:pPr>
+        <w:pStyle w:val="10"/>
+        <w:spacing w:before="540" w:after="360"/>
+      </w:pPr>
+      <w:bookmarkStart w:id="5" w:name="_Toc129092298"/>
+      <w:r>
+        <w:rPr>
+          <w:rFonts w:hint="eastAsia"/>
+        </w:rPr>
+        <w:t>탐구</w:t>
+      </w:r>
+      <w:r>
+        <w:rPr>
+          <w:rFonts w:hint="eastAsia"/>
+        </w:rPr>
+        <w:t xml:space="preserve"> </w:t>
+      </w:r>
+      <w:r>
+        <w:rPr>
+          <w:rFonts w:hint="eastAsia"/>
+        </w:rPr>
+        <w:t>내용</w:t>
+      </w:r>
+      <w:r>
+        <w:rPr>
+          <w:rFonts w:hint="eastAsia"/>
+        </w:rPr>
+        <w:t xml:space="preserve"> </w:t>
+      </w:r>
+      <w:r>
+        <w:rPr>
+          <w:rFonts w:hint="eastAsia"/>
+        </w:rPr>
+        <w:t>및</w:t>
+      </w:r>
+      <w:r>
+        <w:rPr>
+          <w:rFonts w:hint="eastAsia"/>
+        </w:rPr>
+        <w:t xml:space="preserve"> </w:t>
+      </w:r>
+      <w:r>
+        <w:rPr>
+          <w:rFonts w:hint="eastAsia"/>
+        </w:rPr>
+        <w:t>기대</w:t>
+      </w:r>
+      <w:r>
+        <w:rPr>
+          <w:rFonts w:hint="eastAsia"/>
+        </w:rPr>
+        <w:t xml:space="preserve"> </w:t>
+      </w:r>
+      <w:r>
+        <w:rPr>
+          <w:rFonts w:hint="eastAsia"/>
+        </w:rPr>
+        <w:t>결과</w:t>
+      </w:r>
+      <w:bookmarkEnd w:id="5"/>
+    </w:p>
+    <w:p>
+      <w:pPr>
+        <w:numPr>
+          <w:ilvl w:val="0"/>
+          <w:numId w:val="38"/>
+        </w:numPr>
+        <w:rPr>
+          <w:rFonts w:ascii="맑은 고딕" w:eastAsia="맑은 고딕" w:hAnsi="맑은 고딕"/>
+        </w:rPr>
+      </w:pPr>
+      <w:r>
+        <w:rPr>
+          <w:rFonts w:ascii="맑은 고딕" w:eastAsia="맑은 고딕" w:hAnsi="맑은 고딕" w:hint="eastAsia"/>
+        </w:rPr>
+        <w:t>주요 탐구 내용</w:t>
       </w:r>
     </w:p>
     <w:p>
@@ -1321,7 +1354,7 @@
         <w:rPr>
           <w:rFonts w:ascii="맑은 고딕" w:eastAsia="맑은 고딕" w:hAnsi="맑은 고딕" w:hint="eastAsia"/>
         </w:rPr>
-        <w:t>다양한 대안 시나리오를 비교하여 안전하고 효율적인 동선 설계도출</w:t>
+        <w:t>엔진 구현: ECS 구조 기반 엔진 코어 설계 및 다수 에이전트 이동 최적화</w:t>
       </w:r>
     </w:p>
     <w:p>
@@ -1338,7 +1371,7 @@
         <w:rPr>
           <w:rFonts w:ascii="맑은 고딕" w:eastAsia="맑은 고딕" w:hAnsi="맑은 고딕" w:hint="eastAsia"/>
         </w:rPr>
-        <w:t>실제 관리 중인 건물/행사장 도면을 쉽게 입력하고 불러올 수 있는 도구</w:t>
+        <w:t>알고리즘: 군중 행동 모델(분리, 정렬, 회피, 목표 지향) 및 경로 탐색 적용</w:t>
       </w:r>
     </w:p>
     <w:p>
@@ -1355,7 +1388,7 @@
         <w:rPr>
           <w:rFonts w:ascii="맑은 고딕" w:eastAsia="맑은 고딕" w:hAnsi="맑은 고딕" w:hint="eastAsia"/>
         </w:rPr>
-        <w:t>출구 폐쇄, 인원 증가 등 변수를 손쉽게 조작할 수 있는 직관적인 UI</w:t>
+        <w:t>UI/UX: 공간 정보(도면) 입력, 시나리오(장애물, 위험 구역, 출구 폐쇄 등) 설정 인터페이스 구현</w:t>
       </w:r>
     </w:p>
     <w:p>
@@ -1372,31 +1405,8 @@
         <w:rPr>
           <w:rFonts w:ascii="맑은 고딕" w:eastAsia="맑은 고딕" w:hAnsi="맑은 고딕" w:hint="eastAsia"/>
         </w:rPr>
-        <w:t>전문가 개입 없이도 시나리오 설정부터 결과 확인까지 가능한 높은 사용성</w:t>
-      </w:r>
-    </w:p>
-    <w:p>
-      <w:pPr>
-        <w:pStyle w:val="10"/>
-        <w:spacing w:before="540" w:after="360"/>
-      </w:pPr>
-      <w:bookmarkStart w:id="3" w:name="_Toc129092296"/>
-      <w:r>
-        <w:rPr>
-          <w:rFonts w:hint="eastAsia"/>
-        </w:rPr>
-        <w:t>이해당사자의</w:t>
-      </w:r>
-      <w:r>
-        <w:t xml:space="preserve"> </w:t>
-      </w:r>
-      <w:r>
-        <w:rPr>
-          <w:rFonts w:hint="eastAsia"/>
-        </w:rPr>
-        <w:t>이유</w:t>
-      </w:r>
-      <w:bookmarkEnd w:id="3"/>
+        <w:t>분석 기능: 평상시/비상시 시나리오 비교 및 의사결정용 결과 시각화</w:t>
+      </w:r>
     </w:p>
     <w:p>
       <w:pPr>
@@ -1412,21 +1422,75 @@
         <w:rPr>
           <w:rFonts w:ascii="맑은 고딕" w:eastAsia="맑은 고딕" w:hAnsi="맑은 고딕" w:hint="eastAsia"/>
         </w:rPr>
-        <w:t xml:space="preserve">안전 확보: 군중 밀집 사고 예방 및 비상시 </w:t>
-      </w:r>
-      <w:proofErr w:type="spellStart"/>
+        <w:t>기대 결과물</w:t>
+      </w:r>
+    </w:p>
+    <w:p>
+      <w:pPr>
+        <w:numPr>
+          <w:ilvl w:val="1"/>
+          <w:numId w:val="38"/>
+        </w:numPr>
+        <w:rPr>
+          <w:rFonts w:ascii="맑은 고딕" w:eastAsia="맑은 고딕" w:hAnsi="맑은 고딕"/>
+        </w:rPr>
+      </w:pPr>
       <w:r>
         <w:rPr>
           <w:rFonts w:ascii="맑은 고딕" w:eastAsia="맑은 고딕" w:hAnsi="맑은 고딕" w:hint="eastAsia"/>
         </w:rPr>
-        <w:t>신속·안정적인</w:t>
-      </w:r>
-      <w:proofErr w:type="spellEnd"/>
+        <w:t>ECS 기반 군중 시뮬레이션 실행 프로토타입 (UI 포함)</w:t>
+      </w:r>
+    </w:p>
+    <w:p>
+      <w:pPr>
+        <w:numPr>
+          <w:ilvl w:val="1"/>
+          <w:numId w:val="38"/>
+        </w:numPr>
+        <w:rPr>
+          <w:rFonts w:ascii="맑은 고딕" w:eastAsia="맑은 고딕" w:hAnsi="맑은 고딕"/>
+        </w:rPr>
+      </w:pPr>
       <w:r>
         <w:rPr>
           <w:rFonts w:ascii="맑은 고딕" w:eastAsia="맑은 고딕" w:hAnsi="맑은 고딕" w:hint="eastAsia"/>
         </w:rPr>
-        <w:t xml:space="preserve"> 대피 환경 구축</w:t>
+        <w:t>사용자 맞춤형 공간 반영 및 시나리오 설정 기능</w:t>
+      </w:r>
+    </w:p>
+    <w:p>
+      <w:pPr>
+        <w:numPr>
+          <w:ilvl w:val="1"/>
+          <w:numId w:val="38"/>
+        </w:numPr>
+        <w:rPr>
+          <w:rFonts w:ascii="맑은 고딕" w:eastAsia="맑은 고딕" w:hAnsi="맑은 고딕"/>
+        </w:rPr>
+      </w:pPr>
+      <w:r>
+        <w:rPr>
+          <w:rFonts w:ascii="맑은 고딕" w:eastAsia="맑은 고딕" w:hAnsi="맑은 고딕" w:hint="eastAsia"/>
+        </w:rPr>
+        <w:t>결과 데이터 (혼잡도, 병목 구간, 평균 이동 시간, 전체 대피 시간 등)</w:t>
+      </w:r>
+    </w:p>
+    <w:p>
+      <w:pPr>
+        <w:numPr>
+          <w:ilvl w:val="1"/>
+          <w:numId w:val="38"/>
+        </w:numPr>
+        <w:rPr>
+          <w:rFonts w:ascii="맑은 고딕" w:eastAsia="맑은 고딕" w:hAnsi="맑은 고딕"/>
+        </w:rPr>
+      </w:pPr>
+      <w:r>
+        <w:rPr>
+          <w:rFonts w:ascii="맑은 고딕" w:eastAsia="맑은 고딕" w:hAnsi="맑은 고딕" w:hint="eastAsia"/>
+        </w:rPr>
+        <w:t>시나리오별 결과 비교 보고서 및 분석 인터페이스</w:t>
       </w:r>
     </w:p>
     <w:p>
@@ -1443,172 +1507,7 @@
         <w:rPr>
           <w:rFonts w:ascii="맑은 고딕" w:eastAsia="맑은 고딕" w:hAnsi="맑은 고딕" w:hint="eastAsia"/>
         </w:rPr>
-        <w:t>데이터 기반 의사결정: 단순 이론이 아닌 실제 인간의 움직임을 반영한 근거 확보 (통로 폭 조정, 출구 추가, 인원 분산 등)</w:t>
-      </w:r>
-    </w:p>
-    <w:p>
-      <w:pPr>
-        <w:numPr>
-          <w:ilvl w:val="0"/>
-          <w:numId w:val="38"/>
-        </w:numPr>
-        <w:rPr>
-          <w:rFonts w:ascii="맑은 고딕" w:eastAsia="맑은 고딕" w:hAnsi="맑은 고딕"/>
-        </w:rPr>
-      </w:pPr>
-      <w:r>
-        <w:rPr>
-          <w:rFonts w:ascii="맑은 고딕" w:eastAsia="맑은 고딕" w:hAnsi="맑은 고딕" w:hint="eastAsia"/>
-        </w:rPr>
-        <w:t>맞춤형 검증: 각기 다른 공간 구조와 수용 인원에 맞춘 현장 맞춤형 시뮬레이션 결</w:t>
-      </w:r>
-      <w:r>
-        <w:rPr>
-          <w:rFonts w:ascii="맑은 고딕" w:eastAsia="맑은 고딕" w:hAnsi="맑은 고딕" w:hint="eastAsia"/>
-        </w:rPr>
-        <w:lastRenderedPageBreak/>
-        <w:t>과 확인</w:t>
-      </w:r>
-    </w:p>
-    <w:p/>
-    <w:p>
-      <w:pPr>
-        <w:pStyle w:val="10"/>
-        <w:spacing w:before="540" w:after="360"/>
-      </w:pPr>
-      <w:bookmarkStart w:id="4" w:name="_Toc129092297"/>
-      <w:r>
-        <w:rPr>
-          <w:rFonts w:hint="eastAsia"/>
-        </w:rPr>
-        <w:t>프</w:t>
-      </w:r>
-      <w:r>
-        <w:rPr>
-          <w:rFonts w:hint="eastAsia"/>
-        </w:rPr>
-        <w:t>로젝트</w:t>
-      </w:r>
-      <w:r>
-        <w:rPr>
-          <w:rFonts w:hint="eastAsia"/>
-        </w:rPr>
-        <w:t xml:space="preserve"> </w:t>
-      </w:r>
-      <w:r>
-        <w:rPr>
-          <w:rFonts w:hint="eastAsia"/>
-        </w:rPr>
-        <w:t>수행자의</w:t>
-      </w:r>
-      <w:r>
-        <w:rPr>
-          <w:rFonts w:hint="eastAsia"/>
-        </w:rPr>
-        <w:t xml:space="preserve"> </w:t>
-      </w:r>
-      <w:r>
-        <w:rPr>
-          <w:rFonts w:hint="eastAsia"/>
-        </w:rPr>
-        <w:t>의도</w:t>
-      </w:r>
-      <w:bookmarkEnd w:id="4"/>
-    </w:p>
-    <w:p>
-      <w:pPr>
-        <w:numPr>
-          <w:ilvl w:val="0"/>
-          <w:numId w:val="38"/>
-        </w:numPr>
-        <w:rPr>
-          <w:rFonts w:ascii="맑은 고딕" w:eastAsia="맑은 고딕" w:hAnsi="맑은 고딕"/>
-        </w:rPr>
-      </w:pPr>
-      <w:r>
-        <w:rPr>
-          <w:rFonts w:ascii="맑은 고딕" w:eastAsia="맑은 고딕" w:hAnsi="맑은 고딕" w:hint="eastAsia"/>
-        </w:rPr>
-        <w:t>기술의 사회적 활용: 게임 엔진 기술을 활용하여 인명 보호라는 실제적이고 공공성 높은 사회 문제 해결에 기여</w:t>
-      </w:r>
-    </w:p>
-    <w:p>
-      <w:pPr>
-        <w:pStyle w:val="10"/>
-        <w:spacing w:before="540" w:after="360"/>
-      </w:pPr>
-      <w:bookmarkStart w:id="5" w:name="_Toc129092298"/>
-      <w:r>
-        <w:rPr>
-          <w:rFonts w:hint="eastAsia"/>
-        </w:rPr>
-        <w:t>탐구</w:t>
-      </w:r>
-      <w:r>
-        <w:rPr>
-          <w:rFonts w:hint="eastAsia"/>
-        </w:rPr>
-        <w:t xml:space="preserve"> </w:t>
-      </w:r>
-      <w:r>
-        <w:rPr>
-          <w:rFonts w:hint="eastAsia"/>
-        </w:rPr>
-        <w:t>내용</w:t>
-      </w:r>
-      <w:r>
-        <w:rPr>
-          <w:rFonts w:hint="eastAsia"/>
-        </w:rPr>
-        <w:t xml:space="preserve"> </w:t>
-      </w:r>
-      <w:r>
-        <w:rPr>
-          <w:rFonts w:hint="eastAsia"/>
-        </w:rPr>
-        <w:t>및</w:t>
-      </w:r>
-      <w:r>
-        <w:rPr>
-          <w:rFonts w:hint="eastAsia"/>
-        </w:rPr>
-        <w:t xml:space="preserve"> </w:t>
-      </w:r>
-      <w:r>
-        <w:rPr>
-          <w:rFonts w:hint="eastAsia"/>
-        </w:rPr>
-        <w:t>기대</w:t>
-      </w:r>
-      <w:r>
-        <w:rPr>
-          <w:rFonts w:hint="eastAsia"/>
-        </w:rPr>
-        <w:t xml:space="preserve"> </w:t>
-      </w:r>
-      <w:r>
-        <w:rPr>
-          <w:rFonts w:hint="eastAsia"/>
-        </w:rPr>
-        <w:t>결과</w:t>
-      </w:r>
-      <w:bookmarkEnd w:id="5"/>
-    </w:p>
-    <w:p>
-      <w:pPr>
-        <w:numPr>
-          <w:ilvl w:val="0"/>
-          <w:numId w:val="38"/>
-        </w:numPr>
-        <w:rPr>
-          <w:rFonts w:ascii="맑은 고딕" w:eastAsia="맑은 고딕" w:hAnsi="맑은 고딕"/>
-        </w:rPr>
-      </w:pPr>
-      <w:r>
-        <w:rPr>
-          <w:rFonts w:ascii="맑은 고딕" w:eastAsia="맑은 고딕" w:hAnsi="맑은 고딕" w:hint="eastAsia"/>
-        </w:rPr>
-        <w:t>주요 탐구 내용</w:t>
+        <w:t>달성 지표</w:t>
       </w:r>
     </w:p>
     <w:p>
@@ -1625,7 +1524,58 @@
         <w:rPr>
           <w:rFonts w:ascii="맑은 고딕" w:eastAsia="맑은 고딕" w:hAnsi="맑은 고딕" w:hint="eastAsia"/>
         </w:rPr>
-        <w:t>엔진 구현: ECS 구조 기반 엔진 코어 설계 및 다수 에이전트 이동 최적화</w:t>
+        <w:t xml:space="preserve">정량적 지표: </w:t>
+      </w:r>
+    </w:p>
+    <w:p>
+      <w:pPr>
+        <w:numPr>
+          <w:ilvl w:val="2"/>
+          <w:numId w:val="38"/>
+        </w:numPr>
+        <w:rPr>
+          <w:rFonts w:ascii="맑은 고딕" w:eastAsia="맑은 고딕" w:hAnsi="맑은 고딕"/>
+        </w:rPr>
+      </w:pPr>
+      <w:r>
+        <w:rPr>
+          <w:rFonts w:ascii="맑은 고딕" w:eastAsia="맑은 고딕" w:hAnsi="맑은 고딕" w:hint="eastAsia"/>
+        </w:rPr>
+        <w:t>1,000명 이상의 에이전트 동시 처리 안정성 확보</w:t>
+      </w:r>
+    </w:p>
+    <w:p>
+      <w:pPr>
+        <w:numPr>
+          <w:ilvl w:val="2"/>
+          <w:numId w:val="38"/>
+        </w:numPr>
+        <w:rPr>
+          <w:rFonts w:ascii="맑은 고딕" w:eastAsia="맑은 고딕" w:hAnsi="맑은 고딕"/>
+        </w:rPr>
+      </w:pPr>
+      <w:r>
+        <w:rPr>
+          <w:rFonts w:ascii="맑은 고딕" w:eastAsia="맑은 고딕" w:hAnsi="맑은 고딕" w:hint="eastAsia"/>
+        </w:rPr>
+        <w:t>최소 3가지 이상의 공간·대피 시나리오 비교 수행 및 생성 기능 구현</w:t>
+      </w:r>
+    </w:p>
+    <w:p>
+      <w:pPr>
+        <w:numPr>
+          <w:ilvl w:val="2"/>
+          <w:numId w:val="38"/>
+        </w:numPr>
+        <w:rPr>
+          <w:rFonts w:ascii="맑은 고딕" w:eastAsia="맑은 고딕" w:hAnsi="맑은 고딕"/>
+        </w:rPr>
+      </w:pPr>
+      <w:r>
+        <w:rPr>
+          <w:rFonts w:ascii="맑은 고딕" w:eastAsia="맑은 고딕" w:hAnsi="맑은 고딕" w:hint="eastAsia"/>
+        </w:rPr>
+        <w:t>대피 시간, 밀집도, 출구 사용률 등 구체적 수치 산출</w:t>
       </w:r>
     </w:p>
     <w:p>
@@ -1642,160 +1592,7 @@
         <w:rPr>
           <w:rFonts w:ascii="맑은 고딕" w:eastAsia="맑은 고딕" w:hAnsi="맑은 고딕" w:hint="eastAsia"/>
         </w:rPr>
-        <w:t>알고리즘: 군중 행동 모델(분리, 정렬, 회피, 목표 지향) 및 경로 탐색 적용</w:t>
-      </w:r>
-    </w:p>
-    <w:p>
-      <w:pPr>
-        <w:numPr>
-          <w:ilvl w:val="1"/>
-          <w:numId w:val="38"/>
-        </w:numPr>
-        <w:rPr>
-          <w:rFonts w:ascii="맑은 고딕" w:eastAsia="맑은 고딕" w:hAnsi="맑은 고딕"/>
-        </w:rPr>
-      </w:pPr>
-      <w:r>
-        <w:rPr>
-          <w:rFonts w:ascii="맑은 고딕" w:eastAsia="맑은 고딕" w:hAnsi="맑은 고딕" w:hint="eastAsia"/>
-        </w:rPr>
-        <w:t>UI/UX: 공간 정보(도면) 입력, 시나리오(장애물, 위험 구역, 출구 폐쇄 등) 설정 인터페이스 구현</w:t>
-      </w:r>
-    </w:p>
-    <w:p>
-      <w:pPr>
-        <w:numPr>
-          <w:ilvl w:val="1"/>
-          <w:numId w:val="38"/>
-        </w:numPr>
-        <w:rPr>
-          <w:rFonts w:ascii="맑은 고딕" w:eastAsia="맑은 고딕" w:hAnsi="맑은 고딕"/>
-        </w:rPr>
-      </w:pPr>
-      <w:r>
-        <w:rPr>
-          <w:rFonts w:ascii="맑은 고딕" w:eastAsia="맑은 고딕" w:hAnsi="맑은 고딕" w:hint="eastAsia"/>
-        </w:rPr>
-        <w:t>분석 기능: 평상시/비상시 시나리오 비교 및 의사결정용 결과 시각화</w:t>
-      </w:r>
-    </w:p>
-    <w:p>
-      <w:pPr>
-        <w:numPr>
-          <w:ilvl w:val="0"/>
-          <w:numId w:val="38"/>
-        </w:numPr>
-        <w:rPr>
-          <w:rFonts w:ascii="맑은 고딕" w:eastAsia="맑은 고딕" w:hAnsi="맑은 고딕"/>
-        </w:rPr>
-      </w:pPr>
-      <w:r>
-        <w:rPr>
-          <w:rFonts w:ascii="맑은 고딕" w:eastAsia="맑은 고딕" w:hAnsi="맑은 고딕" w:hint="eastAsia"/>
-        </w:rPr>
-        <w:t>기대 결과물</w:t>
-      </w:r>
-    </w:p>
-    <w:p>
-      <w:pPr>
-        <w:numPr>
-          <w:ilvl w:val="1"/>
-          <w:numId w:val="38"/>
-        </w:numPr>
-        <w:rPr>
-          <w:rFonts w:ascii="맑은 고딕" w:eastAsia="맑은 고딕" w:hAnsi="맑은 고딕"/>
-        </w:rPr>
-      </w:pPr>
-      <w:r>
-        <w:rPr>
-          <w:rFonts w:ascii="맑은 고딕" w:eastAsia="맑은 고딕" w:hAnsi="맑은 고딕" w:hint="eastAsia"/>
-        </w:rPr>
-        <w:t>ECS 기반 군중 시뮬레이션 실행 프로토타입 (UI 포함)</w:t>
-      </w:r>
-    </w:p>
-    <w:p>
-      <w:pPr>
-        <w:numPr>
-          <w:ilvl w:val="1"/>
-          <w:numId w:val="38"/>
-        </w:numPr>
-        <w:rPr>
-          <w:rFonts w:ascii="맑은 고딕" w:eastAsia="맑은 고딕" w:hAnsi="맑은 고딕"/>
-        </w:rPr>
-      </w:pPr>
-      <w:r>
-        <w:rPr>
-          <w:rFonts w:ascii="맑은 고딕" w:eastAsia="맑은 고딕" w:hAnsi="맑은 고딕" w:hint="eastAsia"/>
-        </w:rPr>
-        <w:t>사용자 맞춤형 공간 반영 및 시나리오 설정 기능</w:t>
-      </w:r>
-    </w:p>
-    <w:p>
-      <w:pPr>
-        <w:numPr>
-          <w:ilvl w:val="1"/>
-          <w:numId w:val="38"/>
-        </w:numPr>
-        <w:rPr>
-          <w:rFonts w:ascii="맑은 고딕" w:eastAsia="맑은 고딕" w:hAnsi="맑은 고딕"/>
-        </w:rPr>
-      </w:pPr>
-      <w:r>
-        <w:rPr>
-          <w:rFonts w:ascii="맑은 고딕" w:eastAsia="맑은 고딕" w:hAnsi="맑은 고딕" w:hint="eastAsia"/>
-        </w:rPr>
-        <w:t>결과 데이터 (혼잡도, 병목 구간, 평균 이동 시간, 전체 대피 시간 등)</w:t>
-      </w:r>
-    </w:p>
-    <w:p>
-      <w:pPr>
-        <w:numPr>
-          <w:ilvl w:val="1"/>
-          <w:numId w:val="38"/>
-        </w:numPr>
-        <w:rPr>
-          <w:rFonts w:ascii="맑은 고딕" w:eastAsia="맑은 고딕" w:hAnsi="맑은 고딕"/>
-        </w:rPr>
-      </w:pPr>
-      <w:r>
-        <w:rPr>
-          <w:rFonts w:ascii="맑은 고딕" w:eastAsia="맑은 고딕" w:hAnsi="맑은 고딕" w:hint="eastAsia"/>
-        </w:rPr>
-        <w:t>시나리오별 결과 비교 보고서 및 분석 인터페이스</w:t>
-      </w:r>
-    </w:p>
-    <w:p>
-      <w:pPr>
-        <w:numPr>
-          <w:ilvl w:val="0"/>
-          <w:numId w:val="38"/>
-        </w:numPr>
-        <w:rPr>
-          <w:rFonts w:ascii="맑은 고딕" w:eastAsia="맑은 고딕" w:hAnsi="맑은 고딕"/>
-        </w:rPr>
-      </w:pPr>
-      <w:r>
-        <w:rPr>
-          <w:rFonts w:ascii="맑은 고딕" w:eastAsia="맑은 고딕" w:hAnsi="맑은 고딕" w:hint="eastAsia"/>
-        </w:rPr>
-        <w:t>달성 지표</w:t>
-      </w:r>
-    </w:p>
-    <w:p>
-      <w:pPr>
-        <w:numPr>
-          <w:ilvl w:val="1"/>
-          <w:numId w:val="38"/>
-        </w:numPr>
-        <w:rPr>
-          <w:rFonts w:ascii="맑은 고딕" w:eastAsia="맑은 고딕" w:hAnsi="맑은 고딕"/>
-        </w:rPr>
-      </w:pPr>
-      <w:r>
-        <w:rPr>
-          <w:rFonts w:ascii="맑은 고딕" w:eastAsia="맑은 고딕" w:hAnsi="맑은 고딕" w:hint="eastAsia"/>
-        </w:rPr>
-        <w:t xml:space="preserve">정량적 지표: </w:t>
+        <w:t>정성적 지표**:</w:t>
       </w:r>
     </w:p>
     <w:p>
@@ -1812,7 +1609,7 @@
         <w:rPr>
           <w:rFonts w:ascii="맑은 고딕" w:eastAsia="맑은 고딕" w:hAnsi="맑은 고딕" w:hint="eastAsia"/>
         </w:rPr>
-        <w:t>1,000명 이상의 에이전트 동시 처리 안정성 확보</w:t>
+        <w:t>사용자 테스트를 통한 직관적 UI/UX 검증</w:t>
       </w:r>
     </w:p>
     <w:p>
@@ -1829,113 +1626,31 @@
         <w:rPr>
           <w:rFonts w:ascii="맑은 고딕" w:eastAsia="맑은 고딕" w:hAnsi="맑은 고딕" w:hint="eastAsia"/>
         </w:rPr>
-        <w:t xml:space="preserve">최소 3가지 이상의 </w:t>
-      </w:r>
-      <w:proofErr w:type="spellStart"/>
+        <w:t>현장 실무자</w:t>
+      </w:r>
       <w:r>
         <w:rPr>
           <w:rFonts w:ascii="맑은 고딕" w:eastAsia="맑은 고딕" w:hAnsi="맑은 고딕" w:hint="eastAsia"/>
         </w:rPr>
-        <w:t>공간·대피</w:t>
-      </w:r>
-      <w:proofErr w:type="spellEnd"/>
+        <w:t xml:space="preserve"> </w:t>
+      </w:r>
       <w:r>
         <w:rPr>
           <w:rFonts w:ascii="맑은 고딕" w:eastAsia="맑은 고딕" w:hAnsi="맑은 고딕" w:hint="eastAsia"/>
         </w:rPr>
-        <w:t xml:space="preserve"> 시나리오 비교 수행 및 생성 기능 구현</w:t>
+        <w:t>피드백을 통한 위험 구간 파악의 실효성 입증</w:t>
       </w:r>
     </w:p>
     <w:p>
       <w:pPr>
-        <w:numPr>
-          <w:ilvl w:val="2"/>
-          <w:numId w:val="38"/>
-        </w:numPr>
+        <w:ind w:left="1760"/>
         <w:rPr>
           <w:rFonts w:ascii="맑은 고딕" w:eastAsia="맑은 고딕" w:hAnsi="맑은 고딕"/>
         </w:rPr>
       </w:pPr>
-      <w:r>
-        <w:rPr>
-          <w:rFonts w:ascii="맑은 고딕" w:eastAsia="맑은 고딕" w:hAnsi="맑은 고딕" w:hint="eastAsia"/>
-        </w:rPr>
-        <w:t>대피 시간, 밀집도, 출구 사용률 등 구체적 수치 산출</w:t>
-      </w:r>
     </w:p>
     <w:p>
       <w:pPr>
-        <w:numPr>
-          <w:ilvl w:val="1"/>
-          <w:numId w:val="38"/>
-        </w:numPr>
-        <w:rPr>
-          <w:rFonts w:ascii="맑은 고딕" w:eastAsia="맑은 고딕" w:hAnsi="맑은 고딕"/>
-        </w:rPr>
-      </w:pPr>
-      <w:r>
-        <w:rPr>
-          <w:rFonts w:ascii="맑은 고딕" w:eastAsia="맑은 고딕" w:hAnsi="맑은 고딕" w:hint="eastAsia"/>
-        </w:rPr>
-        <w:t>정성적 지표**:</w:t>
-      </w:r>
-    </w:p>
-    <w:p>
-      <w:pPr>
-        <w:numPr>
-          <w:ilvl w:val="2"/>
-          <w:numId w:val="38"/>
-        </w:numPr>
-        <w:rPr>
-          <w:rFonts w:ascii="맑은 고딕" w:eastAsia="맑은 고딕" w:hAnsi="맑은 고딕"/>
-        </w:rPr>
-      </w:pPr>
-      <w:r>
-        <w:rPr>
-          <w:rFonts w:ascii="맑은 고딕" w:eastAsia="맑은 고딕" w:hAnsi="맑은 고딕" w:hint="eastAsia"/>
-        </w:rPr>
-        <w:t>사용자 테스트를 통한 직관적 UI/UX 검증</w:t>
-      </w:r>
-    </w:p>
-    <w:p>
-      <w:pPr>
-        <w:numPr>
-          <w:ilvl w:val="2"/>
-          <w:numId w:val="38"/>
-        </w:numPr>
-        <w:rPr>
-          <w:rFonts w:ascii="맑은 고딕" w:eastAsia="맑은 고딕" w:hAnsi="맑은 고딕"/>
-        </w:rPr>
-      </w:pPr>
-      <w:r>
-        <w:rPr>
-          <w:rFonts w:ascii="맑은 고딕" w:eastAsia="맑은 고딕" w:hAnsi="맑은 고딕" w:hint="eastAsia"/>
-        </w:rPr>
-        <w:t>현장 실무자</w:t>
-      </w:r>
-      <w:r>
-        <w:rPr>
-          <w:rFonts w:ascii="맑은 고딕" w:eastAsia="맑은 고딕" w:hAnsi="맑은 고딕" w:hint="eastAsia"/>
-        </w:rPr>
-        <w:t xml:space="preserve"> </w:t>
-      </w:r>
-      <w:r>
-        <w:rPr>
-          <w:rFonts w:ascii="맑은 고딕" w:eastAsia="맑은 고딕" w:hAnsi="맑은 고딕" w:hint="eastAsia"/>
-        </w:rPr>
-        <w:t>피드백을 통한 위험 구간 파악의 실효성 입증</w:t>
-      </w:r>
-    </w:p>
-    <w:p>
-      <w:pPr>
-        <w:ind w:left="1760"/>
-        <w:rPr>
-          <w:rFonts w:ascii="맑은 고딕" w:eastAsia="맑은 고딕" w:hAnsi="맑은 고딕" w:hint="eastAsia"/>
-        </w:rPr>
-      </w:pPr>
-    </w:p>
-    <w:p>
-      <w:pPr>
         <w:pStyle w:val="10"/>
         <w:spacing w:before="540" w:after="360"/>
       </w:pPr>
@@ -1944,7 +1659,6 @@
         <w:rPr>
           <w:rFonts w:hint="eastAsia"/>
         </w:rPr>
-        <w:lastRenderedPageBreak/>
         <w:t>프로젝트</w:t>
       </w:r>
       <w:r>
@@ -2091,7 +1805,7 @@
           <w:p>
             <w:pPr>
               <w:rPr>
-                <w:rFonts w:ascii="맑은 고딕" w:eastAsia="맑은 고딕" w:hAnsi="맑은 고딕" w:hint="eastAsia"/>
+                <w:rFonts w:ascii="맑은 고딕" w:eastAsia="맑은 고딕" w:hAnsi="맑은 고딕"/>
               </w:rPr>
             </w:pPr>
             <w:r>
@@ -2109,7 +1823,7 @@
           <w:p>
             <w:pPr>
               <w:rPr>
-                <w:rFonts w:ascii="맑은 고딕" w:eastAsia="맑은 고딕" w:hAnsi="맑은 고딕" w:hint="eastAsia"/>
+                <w:rFonts w:ascii="맑은 고딕" w:eastAsia="맑은 고딕" w:hAnsi="맑은 고딕"/>
               </w:rPr>
             </w:pPr>
             <w:r>
@@ -2147,7 +1861,7 @@
           <w:p>
             <w:pPr>
               <w:rPr>
-                <w:rFonts w:ascii="맑은 고딕" w:eastAsia="맑은 고딕" w:hAnsi="맑은 고딕" w:hint="eastAsia"/>
+                <w:rFonts w:ascii="맑은 고딕" w:eastAsia="맑은 고딕" w:hAnsi="맑은 고딕"/>
               </w:rPr>
             </w:pPr>
             <w:r>
@@ -2165,23 +1879,15 @@
           <w:p>
             <w:pPr>
               <w:rPr>
-                <w:rFonts w:ascii="맑은 고딕" w:eastAsia="맑은 고딕" w:hAnsi="맑은 고딕" w:hint="eastAsia"/>
+                <w:rFonts w:ascii="맑은 고딕" w:eastAsia="맑은 고딕" w:hAnsi="맑은 고딕"/>
               </w:rPr>
             </w:pPr>
             <w:r>
               <w:rPr>
                 <w:rFonts w:ascii="맑은 고딕" w:eastAsia="맑은 고딕" w:hAnsi="맑은 고딕" w:hint="eastAsia"/>
               </w:rPr>
-              <w:t xml:space="preserve">김준용, </w:t>
+              <w:t>김준용, 금소현</w:t>
             </w:r>
-            <w:proofErr w:type="spellStart"/>
-            <w:r>
-              <w:rPr>
-                <w:rFonts w:ascii="맑은 고딕" w:eastAsia="맑은 고딕" w:hAnsi="맑은 고딕" w:hint="eastAsia"/>
-              </w:rPr>
-              <w:t>금소현</w:t>
-            </w:r>
-            <w:proofErr w:type="spellEnd"/>
           </w:p>
         </w:tc>
       </w:tr>
@@ -2211,7 +1917,7 @@
           <w:p>
             <w:pPr>
               <w:rPr>
-                <w:rFonts w:ascii="맑은 고딕" w:eastAsia="맑은 고딕" w:hAnsi="맑은 고딕" w:hint="eastAsia"/>
+                <w:rFonts w:ascii="맑은 고딕" w:eastAsia="맑은 고딕" w:hAnsi="맑은 고딕"/>
               </w:rPr>
             </w:pPr>
             <w:r>
@@ -2294,7 +2000,6 @@
         </w:rPr>
         <w:t xml:space="preserve"> </w:t>
       </w:r>
-      <w:proofErr w:type="gramStart"/>
       <w:r>
         <w:rPr>
           <w:rFonts w:hint="eastAsia"/>
@@ -2307,11 +2012,9 @@
         </w:rPr>
         <w:t xml:space="preserve"> /</w:t>
       </w:r>
-      <w:proofErr w:type="gramEnd"/>
       <w:r>
         <w:t xml:space="preserve"> </w:t>
       </w:r>
-      <w:proofErr w:type="gramStart"/>
       <w:r>
         <w:rPr>
           <w:rFonts w:hint="eastAsia"/>
@@ -2324,7 +2027,6 @@
         </w:rPr>
         <w:t xml:space="preserve"> /</w:t>
       </w:r>
-      <w:proofErr w:type="gramEnd"/>
       <w:r>
         <w:t xml:space="preserve"> </w:t>
       </w:r>
@@ -2434,35 +2136,12 @@
             <w:tcW w:w="3510" w:type="dxa"/>
           </w:tcPr>
           <w:p>
-            <w:proofErr w:type="spellStart"/>
             <w:r>
               <w:rPr>
                 <w:rFonts w:ascii="맑은 고딕" w:eastAsia="맑은 고딕" w:hAnsi="맑은 고딕" w:hint="eastAsia"/>
                 <w:szCs w:val="20"/>
               </w:rPr>
-              <w:t>구글폼</w:t>
-            </w:r>
-            <w:proofErr w:type="spellEnd"/>
-            <w:r>
-              <w:rPr>
-                <w:rFonts w:ascii="맑은 고딕" w:eastAsia="맑은 고딕" w:hAnsi="맑은 고딕" w:hint="eastAsia"/>
-                <w:szCs w:val="20"/>
-              </w:rPr>
-              <w:t xml:space="preserve"> 설문(</w:t>
-            </w:r>
-            <w:r>
-              <w:rPr>
-                <w:rFonts w:ascii="맑은 고딕" w:eastAsia="맑은 고딕" w:hAnsi="맑은 고딕" w:hint="eastAsia"/>
-                <w:szCs w:val="20"/>
-              </w:rPr>
-              <w:t xml:space="preserve">보행자 </w:t>
-            </w:r>
-            <w:r>
-              <w:rPr>
-                <w:rFonts w:ascii="맑은 고딕" w:eastAsia="맑은 고딕" w:hAnsi="맑은 고딕" w:hint="eastAsia"/>
-                <w:szCs w:val="20"/>
-              </w:rPr>
-              <w:t>행동패턴</w:t>
+              <w:t>구글폼 설문(보행자 행동패턴</w:t>
             </w:r>
             <w:r>
               <w:rPr>
@@ -2532,21 +2211,7 @@
                 <w:rFonts w:ascii="맑은 고딕" w:eastAsia="맑은 고딕" w:hAnsi="맑은 고딕" w:hint="eastAsia"/>
                 <w:szCs w:val="20"/>
               </w:rPr>
-              <w:t>[</w:t>
-            </w:r>
-            <w:r>
-              <w:rPr>
-                <w:rFonts w:ascii="맑은 고딕" w:eastAsia="맑은 고딕" w:hAnsi="맑은 고딕" w:hint="eastAsia"/>
-                <w:szCs w:val="20"/>
-              </w:rPr>
-              <w:t>관련 분야</w:t>
-            </w:r>
-            <w:r>
-              <w:rPr>
-                <w:rFonts w:ascii="맑은 고딕" w:eastAsia="맑은 고딕" w:hAnsi="맑은 고딕" w:hint="eastAsia"/>
-                <w:szCs w:val="20"/>
-              </w:rPr>
-              <w:t>] 교수님 피드백</w:t>
+              <w:t>[관련 분야] 교수님 피드백</w:t>
             </w:r>
           </w:p>
         </w:tc>
@@ -2583,7 +2248,6 @@
               </w:rPr>
               <w:t xml:space="preserve"> </w:t>
             </w:r>
-            <w:proofErr w:type="spellStart"/>
             <w:r>
               <w:rPr>
                 <w:rFonts w:ascii="맑은 고딕" w:eastAsia="맑은 고딕" w:hAnsi="맑은 고딕" w:hint="eastAsia"/>
@@ -2591,7 +2255,6 @@
               </w:rPr>
               <w:t>금소현</w:t>
             </w:r>
-            <w:proofErr w:type="spellEnd"/>
           </w:p>
         </w:tc>
       </w:tr>
@@ -2606,14 +2269,7 @@
                 <w:rFonts w:ascii="맑은 고딕" w:eastAsia="맑은 고딕" w:hAnsi="맑은 고딕" w:hint="eastAsia"/>
                 <w:szCs w:val="20"/>
               </w:rPr>
-              <w:t>사용자</w:t>
-            </w:r>
-            <w:r>
-              <w:rPr>
-                <w:rFonts w:ascii="맑은 고딕" w:eastAsia="맑은 고딕" w:hAnsi="맑은 고딕" w:hint="eastAsia"/>
-                <w:szCs w:val="20"/>
-              </w:rPr>
-              <w:t>의 피드백</w:t>
+              <w:t>사용자의 피드백</w:t>
             </w:r>
           </w:p>
         </w:tc>
